--- a/parity/fixtures/wc-numbering.docx
+++ b/parity/fixtures/wc-numbering.docx
@@ -4,9 +4,10 @@
   <w:body>
     <w:p>
       <w:pPr>
+        <w:pStyle w:val="ListParagraph"/>
         <w:numPr>
+          <w:ilvl w:val="0"/>
           <w:numId w:val="4"/>
-          <w:ilvl w:val="0"/>
         </w:numPr>
       </w:pPr>
       <w:r>
@@ -337,7 +338,7 @@
   </w:abstractNum>
   <w:abstractNum w:abstractNumId="3" w15:restartNumberingAfterBreak="0">
     <w:multiLevelType w:val="hybridMultilevel"/>
-    <w:tmpl w:val="875CDCED"/>
+    <w:tmpl w:val="85888E32"/>
     <w:lvl w:ilvl="0" w:tplc="0409000F">
       <w:start w:val="1"/>
       <w:numFmt w:val="decimal"/>

--- a/parity/fixtures/wc-numbering.docx
+++ b/parity/fixtures/wc-numbering.docx
@@ -338,7 +338,7 @@
   </w:abstractNum>
   <w:abstractNum w:abstractNumId="3" w15:restartNumberingAfterBreak="0">
     <w:multiLevelType w:val="hybridMultilevel"/>
-    <w:tmpl w:val="85888E32"/>
+    <w:tmpl w:val="BCCCE9DE"/>
     <w:lvl w:ilvl="0" w:tplc="0409000F">
       <w:start w:val="1"/>
       <w:numFmt w:val="decimal"/>
